--- a/06_산출물_문서/2계층_절차서/QP-501_품질방침_목표_관리.docx
+++ b/06_산출물_문서/2계층_절차서/QP-501_품질방침_목표_관리.docx
@@ -270,11 +270,11 @@
     </w:p>
     <w:tbl>
       <w:tblPr>
-        <w:tblW w:w="8788" w:type="dxa"/>
         <w:tblCellMar>
           <w:left w:w="108" w:type="dxa"/>
           <w:right w:w="108" w:type="dxa"/>
         </w:tblCellMar>
+        <w:tblW w:w="8788" w:type="dxa"/>
         <w:tblBorders>
           <w:top w:val="single" w:sz="4" w:color="2E74B5" w:space="0"/>
           <w:left w:val="single" w:sz="4" w:color="2E74B5" w:space="0"/>
@@ -294,13 +294,13 @@
         <w:tc>
           <w:tcPr>
             <w:tcW w:w="1500" w:type="dxa"/>
-            <w:shd w:val="clear" w:color="auto" w:fill="D9D9D9"/>
-            <w:tcMar>
-              <w:top w:w="60" w:type="dxa"/>
-              <w:left w:w="120" w:type="dxa"/>
-              <w:bottom w:w="60" w:type="dxa"/>
-              <w:right w:w="120" w:type="dxa"/>
-            </w:tcMar>
+            <w:tcMar>
+              <w:top w:w="60" w:type="dxa"/>
+              <w:left w:w="120" w:type="dxa"/>
+              <w:bottom w:w="60" w:type="dxa"/>
+              <w:right w:w="120" w:type="dxa"/>
+            </w:tcMar>
+            <w:shd w:val="clear" w:color="auto" w:fill="DEEAF1"/>
           </w:tcPr>
           <w:p>
             <w:pPr>
@@ -320,13 +320,13 @@
         <w:tc>
           <w:tcPr>
             <w:tcW w:w="2800" w:type="dxa"/>
-            <w:shd w:val="clear" w:color="auto" w:fill="D9D9D9"/>
-            <w:tcMar>
-              <w:top w:w="60" w:type="dxa"/>
-              <w:left w:w="120" w:type="dxa"/>
-              <w:bottom w:w="60" w:type="dxa"/>
-              <w:right w:w="120" w:type="dxa"/>
-            </w:tcMar>
+            <w:tcMar>
+              <w:top w:w="60" w:type="dxa"/>
+              <w:left w:w="120" w:type="dxa"/>
+              <w:bottom w:w="60" w:type="dxa"/>
+              <w:right w:w="120" w:type="dxa"/>
+            </w:tcMar>
+            <w:shd w:val="clear" w:color="auto" w:fill="DEEAF1"/>
           </w:tcPr>
           <w:p>
             <w:pPr>
@@ -346,13 +346,13 @@
         <w:tc>
           <w:tcPr>
             <w:tcW w:w="2000" w:type="dxa"/>
-            <w:shd w:val="clear" w:color="auto" w:fill="D9D9D9"/>
-            <w:tcMar>
-              <w:top w:w="60" w:type="dxa"/>
-              <w:left w:w="120" w:type="dxa"/>
-              <w:bottom w:w="60" w:type="dxa"/>
-              <w:right w:w="120" w:type="dxa"/>
-            </w:tcMar>
+            <w:tcMar>
+              <w:top w:w="60" w:type="dxa"/>
+              <w:left w:w="120" w:type="dxa"/>
+              <w:bottom w:w="60" w:type="dxa"/>
+              <w:right w:w="120" w:type="dxa"/>
+            </w:tcMar>
+            <w:shd w:val="clear" w:color="auto" w:fill="DEEAF1"/>
           </w:tcPr>
           <w:p>
             <w:pPr>
@@ -372,13 +372,13 @@
         <w:tc>
           <w:tcPr>
             <w:tcW w:w="2488" w:type="dxa"/>
-            <w:shd w:val="clear" w:color="auto" w:fill="D9D9D9"/>
-            <w:tcMar>
-              <w:top w:w="60" w:type="dxa"/>
-              <w:left w:w="120" w:type="dxa"/>
-              <w:bottom w:w="60" w:type="dxa"/>
-              <w:right w:w="120" w:type="dxa"/>
-            </w:tcMar>
+            <w:tcMar>
+              <w:top w:w="60" w:type="dxa"/>
+              <w:left w:w="120" w:type="dxa"/>
+              <w:bottom w:w="60" w:type="dxa"/>
+              <w:right w:w="120" w:type="dxa"/>
+            </w:tcMar>
+            <w:shd w:val="clear" w:color="auto" w:fill="DEEAF1"/>
           </w:tcPr>
           <w:p>
             <w:pPr>
@@ -1155,7 +1155,7 @@
         </w:trPr>
         <w:tc>
           <w:tcPr>
-            <w:tcW w:w="2460" w:type="dxa"/>
+            <w:tcW w:w="2293" w:type="dxa"/>
             <w:tcMar>
               <w:top w:w="60" w:type="dxa"/>
               <w:left w:w="120" w:type="dxa"/>
@@ -1176,7 +1176,7 @@
         </w:tc>
         <w:tc>
           <w:tcPr>
-            <w:tcW w:w="6328" w:type="dxa"/>
+            <w:tcW w:w="6495" w:type="dxa"/>
             <w:tcMar>
               <w:top w:w="60" w:type="dxa"/>
               <w:left w:w="120" w:type="dxa"/>
@@ -1198,9 +1198,7 @@
       </w:tr>
       <w:tr>
         <w:tc>
-          <w:tcPr>
-            <w:tcW w:w="2460" w:type="dxa"/>
-          </w:tcPr>
+          <w:tcPr/>
           <w:p>
             <w:pPr>
               <w:pStyle w:val="Compact"/>
@@ -1212,7 +1210,7 @@
         </w:tc>
         <w:tc>
           <w:tcPr>
-            <w:tcW w:w="6328" w:type="dxa"/>
+            <w:tcW w:w="6495" w:type="dxa"/>
             <w:tcMar>
               <w:top w:w="60" w:type="dxa"/>
               <w:left w:w="120" w:type="dxa"/>
@@ -1245,6 +1243,7 @@
         </w:tc>
         <w:tc>
           <w:tcPr>
+            <w:tcW w:w="6495" w:type="dxa"/>
             <w:tcMar>
               <w:top w:w="60" w:type="dxa"/>
               <w:left w:w="120" w:type="dxa"/>
@@ -1276,9 +1275,7 @@
           </w:p>
         </w:tc>
         <w:tc>
-          <w:tcPr>
-            <w:tcW w:w="6328" w:type="dxa"/>
-          </w:tcPr>
+          <w:tcPr/>
           <w:p>
             <w:pPr>
               <w:pStyle w:val="Compact"/>
@@ -1291,19 +1288,10 @@
       </w:tr>
       <w:tr>
         <w:tc>
-          <w:tcPr>
-            <w:tcW w:w="2460" w:type="dxa"/>
-            <w:tcMar>
-              <w:top w:w="60" w:type="dxa"/>
-              <w:left w:w="120" w:type="dxa"/>
-              <w:bottom w:w="60" w:type="dxa"/>
-              <w:right w:w="120" w:type="dxa"/>
-            </w:tcMar>
-          </w:tcPr>
-          <w:p>
-            <w:pPr>
-              <w:pStyle w:val="Compact"/>
-              <w:wordWrap w:val="1"/>
+          <w:tcPr/>
+          <w:p>
+            <w:pPr>
+              <w:pStyle w:val="Compact"/>
             </w:pPr>
             <w:r>
               <w:t xml:space="preserve">QP-904</w:t>
@@ -1311,10 +1299,19 @@
           </w:p>
         </w:tc>
         <w:tc>
-          <w:tcPr/>
-          <w:p>
-            <w:pPr>
-              <w:pStyle w:val="Compact"/>
+          <w:tcPr>
+            <w:tcW w:w="6495" w:type="dxa"/>
+            <w:tcMar>
+              <w:top w:w="60" w:type="dxa"/>
+              <w:left w:w="120" w:type="dxa"/>
+              <w:bottom w:w="60" w:type="dxa"/>
+              <w:right w:w="120" w:type="dxa"/>
+            </w:tcMar>
+          </w:tcPr>
+          <w:p>
+            <w:pPr>
+              <w:pStyle w:val="Compact"/>
+              <w:wordWrap w:val="1"/>
             </w:pPr>
             <w:r>
               <w:t xml:space="preserve">경영검토 절차서 (품질방침/목표 검토)</w:t>
@@ -1324,18 +1321,10 @@
       </w:tr>
       <w:tr>
         <w:tc>
-          <w:tcPr>
-            <w:tcMar>
-              <w:top w:w="60" w:type="dxa"/>
-              <w:left w:w="120" w:type="dxa"/>
-              <w:bottom w:w="60" w:type="dxa"/>
-              <w:right w:w="120" w:type="dxa"/>
-            </w:tcMar>
-          </w:tcPr>
-          <w:p>
-            <w:pPr>
-              <w:pStyle w:val="Compact"/>
-              <w:wordWrap w:val="1"/>
+          <w:tcPr/>
+          <w:p>
+            <w:pPr>
+              <w:pStyle w:val="Compact"/>
             </w:pPr>
             <w:r>
               <w:t xml:space="preserve">QP-601</w:t>
@@ -1343,18 +1332,10 @@
           </w:p>
         </w:tc>
         <w:tc>
-          <w:tcPr>
-            <w:tcMar>
-              <w:top w:w="60" w:type="dxa"/>
-              <w:left w:w="120" w:type="dxa"/>
-              <w:bottom w:w="60" w:type="dxa"/>
-              <w:right w:w="120" w:type="dxa"/>
-            </w:tcMar>
-          </w:tcPr>
-          <w:p>
-            <w:pPr>
-              <w:pStyle w:val="Compact"/>
-              <w:wordWrap w:val="1"/>
+          <w:tcPr/>
+          <w:p>
+            <w:pPr>
+              <w:pStyle w:val="Compact"/>
             </w:pPr>
             <w:r>
               <w:t xml:space="preserve">리스크/기회 관리 절차서</w:t>
@@ -1398,7 +1379,7 @@
         </w:trPr>
         <w:tc>
           <w:tcPr>
-            <w:tcW w:w="2460" w:type="dxa"/>
+            <w:tcW w:w="3000" w:type="dxa"/>
             <w:tcMar>
               <w:top w:w="60" w:type="dxa"/>
               <w:left w:w="120" w:type="dxa"/>
@@ -1419,7 +1400,7 @@
         </w:tc>
         <w:tc>
           <w:tcPr>
-            <w:tcW w:w="6328" w:type="dxa"/>
+            <w:tcW w:w="5788" w:type="dxa"/>
             <w:tcMar>
               <w:top w:w="60" w:type="dxa"/>
               <w:left w:w="120" w:type="dxa"/>
@@ -1441,9 +1422,7 @@
       </w:tr>
       <w:tr>
         <w:tc>
-          <w:tcPr>
-            <w:tcW w:w="2460" w:type="dxa"/>
-          </w:tcPr>
+          <w:tcPr/>
           <w:p>
             <w:pPr>
               <w:pStyle w:val="Compact"/>
@@ -1455,7 +1434,7 @@
         </w:tc>
         <w:tc>
           <w:tcPr>
-            <w:tcW w:w="6328" w:type="dxa"/>
+            <w:tcW w:w="5788" w:type="dxa"/>
             <w:tcMar>
               <w:top w:w="60" w:type="dxa"/>
               <w:left w:w="120" w:type="dxa"/>
@@ -1488,6 +1467,7 @@
         </w:tc>
         <w:tc>
           <w:tcPr>
+            <w:tcW w:w="5788" w:type="dxa"/>
             <w:tcMar>
               <w:top w:w="60" w:type="dxa"/>
               <w:left w:w="120" w:type="dxa"/>
@@ -1519,9 +1499,7 @@
           </w:p>
         </w:tc>
         <w:tc>
-          <w:tcPr>
-            <w:tcW w:w="6328" w:type="dxa"/>
-          </w:tcPr>
+          <w:tcPr/>
           <w:p>
             <w:pPr>
               <w:pStyle w:val="Compact"/>
@@ -1534,19 +1512,10 @@
       </w:tr>
       <w:tr>
         <w:tc>
-          <w:tcPr>
-            <w:tcW w:w="2460" w:type="dxa"/>
-            <w:tcMar>
-              <w:top w:w="60" w:type="dxa"/>
-              <w:left w:w="120" w:type="dxa"/>
-              <w:bottom w:w="60" w:type="dxa"/>
-              <w:right w:w="120" w:type="dxa"/>
-            </w:tcMar>
-          </w:tcPr>
-          <w:p>
-            <w:pPr>
-              <w:pStyle w:val="Compact"/>
-              <w:wordWrap w:val="1"/>
+          <w:tcPr/>
+          <w:p>
+            <w:pPr>
+              <w:pStyle w:val="Compact"/>
             </w:pPr>
             <w:r>
               <w:t xml:space="preserve">리더십과 의지 (Leadership &amp; Commitment)</w:t>
@@ -1554,10 +1523,19 @@
           </w:p>
         </w:tc>
         <w:tc>
-          <w:tcPr/>
-          <w:p>
-            <w:pPr>
-              <w:pStyle w:val="Compact"/>
+          <w:tcPr>
+            <w:tcW w:w="5788" w:type="dxa"/>
+            <w:tcMar>
+              <w:top w:w="60" w:type="dxa"/>
+              <w:left w:w="120" w:type="dxa"/>
+              <w:bottom w:w="60" w:type="dxa"/>
+              <w:right w:w="120" w:type="dxa"/>
+            </w:tcMar>
+          </w:tcPr>
+          <w:p>
+            <w:pPr>
+              <w:pStyle w:val="Compact"/>
+              <w:wordWrap w:val="1"/>
             </w:pPr>
             <w:r>
               <w:t xml:space="preserve">최고경영자가 QMS에 대해 책임을 지고 적극적으로 관여하는 것</w:t>
@@ -1567,18 +1545,10 @@
       </w:tr>
       <w:tr>
         <w:tc>
-          <w:tcPr>
-            <w:tcMar>
-              <w:top w:w="60" w:type="dxa"/>
-              <w:left w:w="120" w:type="dxa"/>
-              <w:bottom w:w="60" w:type="dxa"/>
-              <w:right w:w="120" w:type="dxa"/>
-            </w:tcMar>
-          </w:tcPr>
-          <w:p>
-            <w:pPr>
-              <w:pStyle w:val="Compact"/>
-              <w:wordWrap w:val="1"/>
+          <w:tcPr/>
+          <w:p>
+            <w:pPr>
+              <w:pStyle w:val="Compact"/>
             </w:pPr>
             <w:r>
               <w:t xml:space="preserve">전략적 방향 (Strategic Direction)</w:t>
@@ -1586,18 +1556,10 @@
           </w:p>
         </w:tc>
         <w:tc>
-          <w:tcPr>
-            <w:tcMar>
-              <w:top w:w="60" w:type="dxa"/>
-              <w:left w:w="120" w:type="dxa"/>
-              <w:bottom w:w="60" w:type="dxa"/>
-              <w:right w:w="120" w:type="dxa"/>
-            </w:tcMar>
-          </w:tcPr>
-          <w:p>
-            <w:pPr>
-              <w:pStyle w:val="Compact"/>
-              <w:wordWrap w:val="1"/>
+          <w:tcPr/>
+          <w:p>
+            <w:pPr>
+              <w:pStyle w:val="Compact"/>
             </w:pPr>
             <w:r>
               <w:t xml:space="preserve">조직의 중장기 사업 목표 및 경영 전략</w:t>
@@ -1641,7 +1603,7 @@
         </w:trPr>
         <w:tc>
           <w:tcPr>
-            <w:tcW w:w="2460" w:type="dxa"/>
+            <w:tcW w:w="2592" w:type="dxa"/>
             <w:tcMar>
               <w:top w:w="60" w:type="dxa"/>
               <w:left w:w="120" w:type="dxa"/>
@@ -1662,7 +1624,7 @@
         </w:tc>
         <w:tc>
           <w:tcPr>
-            <w:tcW w:w="6328" w:type="dxa"/>
+            <w:tcW w:w="6196" w:type="dxa"/>
             <w:tcMar>
               <w:top w:w="60" w:type="dxa"/>
               <w:left w:w="120" w:type="dxa"/>
@@ -1684,9 +1646,7 @@
       </w:tr>
       <w:tr>
         <w:tc>
-          <w:tcPr>
-            <w:tcW w:w="2460" w:type="dxa"/>
-          </w:tcPr>
+          <w:tcPr/>
           <w:p>
             <w:pPr>
               <w:pStyle w:val="Compact"/>
@@ -1702,7 +1662,7 @@
         </w:tc>
         <w:tc>
           <w:tcPr>
-            <w:tcW w:w="6328" w:type="dxa"/>
+            <w:tcW w:w="6196" w:type="dxa"/>
             <w:tcMar>
               <w:top w:w="60" w:type="dxa"/>
               <w:left w:w="120" w:type="dxa"/>
@@ -1739,6 +1699,7 @@
         </w:tc>
         <w:tc>
           <w:tcPr>
+            <w:tcW w:w="6196" w:type="dxa"/>
             <w:tcMar>
               <w:top w:w="60" w:type="dxa"/>
               <w:left w:w="120" w:type="dxa"/>
@@ -1774,9 +1735,7 @@
           </w:p>
         </w:tc>
         <w:tc>
-          <w:tcPr>
-            <w:tcW w:w="6328" w:type="dxa"/>
-          </w:tcPr>
+          <w:tcPr/>
           <w:p>
             <w:pPr>
               <w:pStyle w:val="Compact"/>
@@ -1789,19 +1748,10 @@
       </w:tr>
       <w:tr>
         <w:tc>
-          <w:tcPr>
-            <w:tcW w:w="2460" w:type="dxa"/>
-            <w:tcMar>
-              <w:top w:w="60" w:type="dxa"/>
-              <w:left w:w="120" w:type="dxa"/>
-              <w:bottom w:w="60" w:type="dxa"/>
-              <w:right w:w="120" w:type="dxa"/>
-            </w:tcMar>
-          </w:tcPr>
-          <w:p>
-            <w:pPr>
-              <w:pStyle w:val="Compact"/>
-              <w:wordWrap w:val="1"/>
+          <w:tcPr/>
+          <w:p>
+            <w:pPr>
+              <w:pStyle w:val="Compact"/>
             </w:pPr>
             <w:r>
               <w:rPr>
@@ -1813,10 +1763,19 @@
           </w:p>
         </w:tc>
         <w:tc>
-          <w:tcPr/>
-          <w:p>
-            <w:pPr>
-              <w:pStyle w:val="Compact"/>
+          <w:tcPr>
+            <w:tcW w:w="6196" w:type="dxa"/>
+            <w:tcMar>
+              <w:top w:w="60" w:type="dxa"/>
+              <w:left w:w="120" w:type="dxa"/>
+              <w:bottom w:w="60" w:type="dxa"/>
+              <w:right w:w="120" w:type="dxa"/>
+            </w:tcMar>
+          </w:tcPr>
+          <w:p>
+            <w:pPr>
+              <w:pStyle w:val="Compact"/>
+              <w:wordWrap w:val="1"/>
             </w:pPr>
             <w:r>
               <w:t xml:space="preserve">품질목표 달성 현황 데이터 집계; KPI 대시보드 유지; 품질방침 게시물 관리</w:t>
@@ -1854,18 +1813,10 @@
       </w:tr>
       <w:tr>
         <w:tc>
-          <w:tcPr>
-            <w:tcMar>
-              <w:top w:w="60" w:type="dxa"/>
-              <w:left w:w="120" w:type="dxa"/>
-              <w:bottom w:w="60" w:type="dxa"/>
-              <w:right w:w="120" w:type="dxa"/>
-            </w:tcMar>
-          </w:tcPr>
-          <w:p>
-            <w:pPr>
-              <w:pStyle w:val="Compact"/>
-              <w:wordWrap w:val="1"/>
+          <w:tcPr/>
+          <w:p>
+            <w:pPr>
+              <w:pStyle w:val="Compact"/>
             </w:pPr>
             <w:r>
               <w:rPr>
@@ -1877,18 +1828,10 @@
           </w:p>
         </w:tc>
         <w:tc>
-          <w:tcPr>
-            <w:tcMar>
-              <w:top w:w="60" w:type="dxa"/>
-              <w:left w:w="120" w:type="dxa"/>
-              <w:bottom w:w="60" w:type="dxa"/>
-              <w:right w:w="120" w:type="dxa"/>
-            </w:tcMar>
-          </w:tcPr>
-          <w:p>
-            <w:pPr>
-              <w:pStyle w:val="Compact"/>
-              <w:wordWrap w:val="1"/>
+          <w:tcPr/>
+          <w:p>
+            <w:pPr>
+              <w:pStyle w:val="Compact"/>
             </w:pPr>
             <w:r>
               <w:t xml:space="preserve">품질방침의 이해 및 업무 적용; 품질목표 달성에의 기여</w:t>
@@ -2618,215 +2561,335 @@
         <w:t xml:space="preserve">6.3 품질방침 수립/개정 절차</w:t>
       </w:r>
     </w:p>
-    <w:p>
-      <w:pPr>
-        <w:pStyle w:val="SourceCode"/>
-      </w:pPr>
-      <w:r>
-        <w:rPr>
-          <w:rStyle w:val="VerbatimChar"/>
-        </w:rPr>
-        <w:t xml:space="preserve">┌──────────────┐</w:t>
-      </w:r>
-      <w:r>
-        <w:br/>
-      </w:r>
-      <w:r>
-        <w:rPr>
-          <w:rStyle w:val="VerbatimChar"/>
-        </w:rPr>
-        <w:t xml:space="preserve">│ 수립/개정     │  ← 초기 수립, 전략 변경, 경영검토 결과,</w:t>
-      </w:r>
-      <w:r>
-        <w:br/>
-      </w:r>
-      <w:r>
-        <w:rPr>
-          <w:rStyle w:val="VerbatimChar"/>
-        </w:rPr>
-        <w:t xml:space="preserve">│ 필요성 인식   │     인증심사 부적합, 고객 요구 변화</w:t>
-      </w:r>
-      <w:r>
-        <w:br/>
-      </w:r>
-      <w:r>
-        <w:rPr>
-          <w:rStyle w:val="VerbatimChar"/>
-        </w:rPr>
-        <w:t xml:space="preserve">└──────┬───────┘</w:t>
-      </w:r>
-      <w:r>
-        <w:br/>
-      </w:r>
-      <w:r>
-        <w:rPr>
-          <w:rStyle w:val="VerbatimChar"/>
-        </w:rPr>
-        <w:t xml:space="preserve">       ▼</w:t>
-      </w:r>
-      <w:r>
-        <w:br/>
-      </w:r>
-      <w:r>
-        <w:rPr>
-          <w:rStyle w:val="VerbatimChar"/>
-        </w:rPr>
-        <w:t xml:space="preserve">┌──────────────┐</w:t>
-      </w:r>
-      <w:r>
-        <w:br/>
-      </w:r>
-      <w:r>
-        <w:rPr>
-          <w:rStyle w:val="VerbatimChar"/>
-        </w:rPr>
-        <w:t xml:space="preserve">│ QMR 초안     │  ← AS9100D 요구사항 반영 여부 확인</w:t>
-      </w:r>
-      <w:r>
-        <w:br/>
-      </w:r>
-      <w:r>
-        <w:rPr>
-          <w:rStyle w:val="VerbatimChar"/>
-        </w:rPr>
-        <w:t xml:space="preserve">│ 작성/개정    │     항공우주 특수 요건 포함 확인</w:t>
-      </w:r>
-      <w:r>
-        <w:br/>
-      </w:r>
-      <w:r>
-        <w:rPr>
-          <w:rStyle w:val="VerbatimChar"/>
-        </w:rPr>
-        <w:t xml:space="preserve">└──────┬───────┘</w:t>
-      </w:r>
-      <w:r>
-        <w:br/>
-      </w:r>
-      <w:r>
-        <w:rPr>
-          <w:rStyle w:val="VerbatimChar"/>
-        </w:rPr>
-        <w:t xml:space="preserve">       ▼</w:t>
-      </w:r>
-      <w:r>
-        <w:br/>
-      </w:r>
-      <w:r>
-        <w:rPr>
-          <w:rStyle w:val="VerbatimChar"/>
-        </w:rPr>
-        <w:t xml:space="preserve">┌──────────────┐</w:t>
-      </w:r>
-      <w:r>
-        <w:br/>
-      </w:r>
-      <w:r>
-        <w:rPr>
-          <w:rStyle w:val="VerbatimChar"/>
-        </w:rPr>
-        <w:t xml:space="preserve">│ 경영진 검토   │  ← 전략적 방향과의 일치성 검토</w:t>
-      </w:r>
-      <w:r>
-        <w:br/>
-      </w:r>
-      <w:r>
-        <w:rPr>
-          <w:rStyle w:val="VerbatimChar"/>
-        </w:rPr>
-        <w:t xml:space="preserve">│              │     이해관계자 요구사항 반영 확인</w:t>
-      </w:r>
-      <w:r>
-        <w:br/>
-      </w:r>
-      <w:r>
-        <w:rPr>
-          <w:rStyle w:val="VerbatimChar"/>
-        </w:rPr>
-        <w:t xml:space="preserve">└──────┬───────┘</w:t>
-      </w:r>
-      <w:r>
-        <w:br/>
-      </w:r>
-      <w:r>
-        <w:rPr>
-          <w:rStyle w:val="VerbatimChar"/>
-        </w:rPr>
-        <w:t xml:space="preserve">       ▼</w:t>
-      </w:r>
-      <w:r>
-        <w:br/>
-      </w:r>
-      <w:r>
-        <w:rPr>
-          <w:rStyle w:val="VerbatimChar"/>
-        </w:rPr>
-        <w:t xml:space="preserve">┌──────────────┐</w:t>
-      </w:r>
-      <w:r>
-        <w:br/>
-      </w:r>
-      <w:r>
-        <w:rPr>
-          <w:rStyle w:val="VerbatimChar"/>
-        </w:rPr>
-        <w:t xml:space="preserve">│ 대표이사      │  ← 서명 및 일자 기재</w:t>
-      </w:r>
-      <w:r>
-        <w:br/>
-      </w:r>
-      <w:r>
-        <w:rPr>
-          <w:rStyle w:val="VerbatimChar"/>
-        </w:rPr>
-        <w:t xml:space="preserve">│ 승인/서명     │     공식 발효</w:t>
-      </w:r>
-      <w:r>
-        <w:br/>
-      </w:r>
-      <w:r>
-        <w:rPr>
-          <w:rStyle w:val="VerbatimChar"/>
-        </w:rPr>
-        <w:t xml:space="preserve">└──────┬───────┘</w:t>
-      </w:r>
-      <w:r>
-        <w:br/>
-      </w:r>
-      <w:r>
-        <w:rPr>
-          <w:rStyle w:val="VerbatimChar"/>
-        </w:rPr>
-        <w:t xml:space="preserve">       ▼</w:t>
-      </w:r>
-      <w:r>
-        <w:br/>
-      </w:r>
-      <w:r>
-        <w:rPr>
-          <w:rStyle w:val="VerbatimChar"/>
-        </w:rPr>
-        <w:t xml:space="preserve">┌──────────────┐</w:t>
-      </w:r>
-      <w:r>
-        <w:br/>
-      </w:r>
-      <w:r>
-        <w:rPr>
-          <w:rStyle w:val="VerbatimChar"/>
-        </w:rPr>
-        <w:t xml:space="preserve">│ 전달 및 게시  │  ← 6.4절에 따라 전달</w:t>
-      </w:r>
-      <w:r>
-        <w:br/>
-      </w:r>
-      <w:r>
-        <w:rPr>
-          <w:rStyle w:val="VerbatimChar"/>
-        </w:rPr>
-        <w:t xml:space="preserve">└──────────────┘</w:t>
-      </w:r>
-    </w:p>
+    <w:tbl>
+      <w:tblPr>
+        <w:tblLook w:firstColumn="1" w:firstRow="1" w:lastColumn="0" w:lastRow="0" w:noHBand="0" w:noVBand="1" w:val="04A0"/>
+        <w:tblW w:w="8788" w:type="dxa"/>
+        <w:tblBorders>
+          <w:top w:val="single" w:sz="4" w:color="2E74B5" w:space="0"/>
+          <w:left w:val="single" w:sz="4" w:color="2E74B5" w:space="0"/>
+          <w:bottom w:val="single" w:sz="4" w:color="2E74B5" w:space="0"/>
+          <w:right w:val="single" w:sz="4" w:color="2E74B5" w:space="0"/>
+          <w:insideH w:val="single" w:sz="4" w:color="BDD7EE" w:space="0"/>
+          <w:insideV w:val="single" w:sz="2" w:color="D9D9D9" w:space="0"/>
+        </w:tblBorders>
+      </w:tblPr>
+      <w:tblGrid>
+        <w:gridCol w:w="8788"/>
+      </w:tblGrid>
+      <w:tr>
+        <w:tc>
+          <w:tcPr>
+            <w:tcW w:w="8788" w:type="dxa"/>
+            <w:tcMar>
+              <w:top w:w="80" w:type="dxa"/>
+              <w:left w:w="140" w:type="dxa"/>
+              <w:bottom w:w="80" w:type="dxa"/>
+              <w:right w:w="140" w:type="dxa"/>
+            </w:tcMar>
+          </w:tcPr>
+          <w:p>
+            <w:pPr>
+              <w:spacing w:before="0" w:after="0" w:line="240" w:lineRule="auto"/>
+            </w:pPr>
+            <w:r>
+              <w:rPr>
+                <w:rFonts w:ascii="Courier New" w:hAnsi="Courier New" w:eastAsia="NanumGothicCoding"/>
+                <w:sz w:val="18"/>
+                <w:szCs w:val="18"/>
+              </w:rPr>
+              <w:t xml:space="preserve">┌──────────────┐</w:t>
+            </w:r>
+          </w:p>
+          <w:p>
+            <w:pPr>
+              <w:spacing w:before="0" w:after="0" w:line="240" w:lineRule="auto"/>
+            </w:pPr>
+            <w:r>
+              <w:rPr>
+                <w:rFonts w:ascii="Courier New" w:hAnsi="Courier New" w:eastAsia="NanumGothicCoding"/>
+                <w:sz w:val="18"/>
+                <w:szCs w:val="18"/>
+              </w:rPr>
+              <w:t xml:space="preserve">│ 수립/개정     │  ← 초기 수립, 전략 변경, 경영검토 결과,</w:t>
+            </w:r>
+          </w:p>
+          <w:p>
+            <w:pPr>
+              <w:spacing w:before="0" w:after="0" w:line="240" w:lineRule="auto"/>
+            </w:pPr>
+            <w:r>
+              <w:rPr>
+                <w:rFonts w:ascii="Courier New" w:hAnsi="Courier New" w:eastAsia="NanumGothicCoding"/>
+                <w:sz w:val="18"/>
+                <w:szCs w:val="18"/>
+              </w:rPr>
+              <w:t xml:space="preserve">│ 필요성 인식   │     인증심사 부적합, 고객 요구 변화</w:t>
+            </w:r>
+          </w:p>
+          <w:p>
+            <w:pPr>
+              <w:spacing w:before="0" w:after="0" w:line="240" w:lineRule="auto"/>
+            </w:pPr>
+            <w:r>
+              <w:rPr>
+                <w:rFonts w:ascii="Courier New" w:hAnsi="Courier New" w:eastAsia="NanumGothicCoding"/>
+                <w:sz w:val="18"/>
+                <w:szCs w:val="18"/>
+              </w:rPr>
+              <w:t xml:space="preserve">└──────┬───────┘</w:t>
+            </w:r>
+          </w:p>
+          <w:p>
+            <w:pPr>
+              <w:spacing w:before="0" w:after="0" w:line="240" w:lineRule="auto"/>
+            </w:pPr>
+            <w:r>
+              <w:rPr>
+                <w:rFonts w:ascii="Courier New" w:hAnsi="Courier New" w:eastAsia="NanumGothicCoding"/>
+                <w:sz w:val="18"/>
+                <w:szCs w:val="18"/>
+              </w:rPr>
+              <w:t xml:space="preserve">       ▼</w:t>
+            </w:r>
+          </w:p>
+          <w:p>
+            <w:pPr>
+              <w:spacing w:before="0" w:after="0" w:line="240" w:lineRule="auto"/>
+            </w:pPr>
+            <w:r>
+              <w:rPr>
+                <w:rFonts w:ascii="Courier New" w:hAnsi="Courier New" w:eastAsia="NanumGothicCoding"/>
+                <w:sz w:val="18"/>
+                <w:szCs w:val="18"/>
+              </w:rPr>
+              <w:t xml:space="preserve">┌──────────────┐</w:t>
+            </w:r>
+          </w:p>
+          <w:p>
+            <w:pPr>
+              <w:spacing w:before="0" w:after="0" w:line="240" w:lineRule="auto"/>
+            </w:pPr>
+            <w:r>
+              <w:rPr>
+                <w:rFonts w:ascii="Courier New" w:hAnsi="Courier New" w:eastAsia="NanumGothicCoding"/>
+                <w:sz w:val="18"/>
+                <w:szCs w:val="18"/>
+              </w:rPr>
+              <w:t xml:space="preserve">│ QMR 초안     │  ← AS9100D 요구사항 반영 여부 확인</w:t>
+            </w:r>
+          </w:p>
+          <w:p>
+            <w:pPr>
+              <w:spacing w:before="0" w:after="0" w:line="240" w:lineRule="auto"/>
+            </w:pPr>
+            <w:r>
+              <w:rPr>
+                <w:rFonts w:ascii="Courier New" w:hAnsi="Courier New" w:eastAsia="NanumGothicCoding"/>
+                <w:sz w:val="18"/>
+                <w:szCs w:val="18"/>
+              </w:rPr>
+              <w:t xml:space="preserve">│ 작성/개정    │     항공우주 특수 요건 포함 확인</w:t>
+            </w:r>
+          </w:p>
+          <w:p>
+            <w:pPr>
+              <w:spacing w:before="0" w:after="0" w:line="240" w:lineRule="auto"/>
+            </w:pPr>
+            <w:r>
+              <w:rPr>
+                <w:rFonts w:ascii="Courier New" w:hAnsi="Courier New" w:eastAsia="NanumGothicCoding"/>
+                <w:sz w:val="18"/>
+                <w:szCs w:val="18"/>
+              </w:rPr>
+              <w:t xml:space="preserve">└──────┬───────┘</w:t>
+            </w:r>
+          </w:p>
+          <w:p>
+            <w:pPr>
+              <w:spacing w:before="0" w:after="0" w:line="240" w:lineRule="auto"/>
+            </w:pPr>
+            <w:r>
+              <w:rPr>
+                <w:rFonts w:ascii="Courier New" w:hAnsi="Courier New" w:eastAsia="NanumGothicCoding"/>
+                <w:sz w:val="18"/>
+                <w:szCs w:val="18"/>
+              </w:rPr>
+              <w:t xml:space="preserve">       ▼</w:t>
+            </w:r>
+          </w:p>
+          <w:p>
+            <w:pPr>
+              <w:spacing w:before="0" w:after="0" w:line="240" w:lineRule="auto"/>
+            </w:pPr>
+            <w:r>
+              <w:rPr>
+                <w:rFonts w:ascii="Courier New" w:hAnsi="Courier New" w:eastAsia="NanumGothicCoding"/>
+                <w:sz w:val="18"/>
+                <w:szCs w:val="18"/>
+              </w:rPr>
+              <w:t xml:space="preserve">┌──────────────┐</w:t>
+            </w:r>
+          </w:p>
+          <w:p>
+            <w:pPr>
+              <w:spacing w:before="0" w:after="0" w:line="240" w:lineRule="auto"/>
+            </w:pPr>
+            <w:r>
+              <w:rPr>
+                <w:rFonts w:ascii="Courier New" w:hAnsi="Courier New" w:eastAsia="NanumGothicCoding"/>
+                <w:sz w:val="18"/>
+                <w:szCs w:val="18"/>
+              </w:rPr>
+              <w:t xml:space="preserve">│ 경영진 검토   │  ← 전략적 방향과의 일치성 검토</w:t>
+            </w:r>
+          </w:p>
+          <w:p>
+            <w:pPr>
+              <w:spacing w:before="0" w:after="0" w:line="240" w:lineRule="auto"/>
+            </w:pPr>
+            <w:r>
+              <w:rPr>
+                <w:rFonts w:ascii="Courier New" w:hAnsi="Courier New" w:eastAsia="NanumGothicCoding"/>
+                <w:sz w:val="18"/>
+                <w:szCs w:val="18"/>
+              </w:rPr>
+              <w:t xml:space="preserve">│              │     이해관계자 요구사항 반영 확인</w:t>
+            </w:r>
+          </w:p>
+          <w:p>
+            <w:pPr>
+              <w:spacing w:before="0" w:after="0" w:line="240" w:lineRule="auto"/>
+            </w:pPr>
+            <w:r>
+              <w:rPr>
+                <w:rFonts w:ascii="Courier New" w:hAnsi="Courier New" w:eastAsia="NanumGothicCoding"/>
+                <w:sz w:val="18"/>
+                <w:szCs w:val="18"/>
+              </w:rPr>
+              <w:t xml:space="preserve">└──────┬───────┘</w:t>
+            </w:r>
+          </w:p>
+          <w:p>
+            <w:pPr>
+              <w:spacing w:before="0" w:after="0" w:line="240" w:lineRule="auto"/>
+            </w:pPr>
+            <w:r>
+              <w:rPr>
+                <w:rFonts w:ascii="Courier New" w:hAnsi="Courier New" w:eastAsia="NanumGothicCoding"/>
+                <w:sz w:val="18"/>
+                <w:szCs w:val="18"/>
+              </w:rPr>
+              <w:t xml:space="preserve">       ▼</w:t>
+            </w:r>
+          </w:p>
+          <w:p>
+            <w:pPr>
+              <w:spacing w:before="0" w:after="0" w:line="240" w:lineRule="auto"/>
+            </w:pPr>
+            <w:r>
+              <w:rPr>
+                <w:rFonts w:ascii="Courier New" w:hAnsi="Courier New" w:eastAsia="NanumGothicCoding"/>
+                <w:sz w:val="18"/>
+                <w:szCs w:val="18"/>
+              </w:rPr>
+              <w:t xml:space="preserve">┌──────────────┐</w:t>
+            </w:r>
+          </w:p>
+          <w:p>
+            <w:pPr>
+              <w:spacing w:before="0" w:after="0" w:line="240" w:lineRule="auto"/>
+            </w:pPr>
+            <w:r>
+              <w:rPr>
+                <w:rFonts w:ascii="Courier New" w:hAnsi="Courier New" w:eastAsia="NanumGothicCoding"/>
+                <w:sz w:val="18"/>
+                <w:szCs w:val="18"/>
+              </w:rPr>
+              <w:t xml:space="preserve">│ 대표이사      │  ← 서명 및 일자 기재</w:t>
+            </w:r>
+          </w:p>
+          <w:p>
+            <w:pPr>
+              <w:spacing w:before="0" w:after="0" w:line="240" w:lineRule="auto"/>
+            </w:pPr>
+            <w:r>
+              <w:rPr>
+                <w:rFonts w:ascii="Courier New" w:hAnsi="Courier New" w:eastAsia="NanumGothicCoding"/>
+                <w:sz w:val="18"/>
+                <w:szCs w:val="18"/>
+              </w:rPr>
+              <w:t xml:space="preserve">│ 승인/서명     │     공식 발효</w:t>
+            </w:r>
+          </w:p>
+          <w:p>
+            <w:pPr>
+              <w:spacing w:before="0" w:after="0" w:line="240" w:lineRule="auto"/>
+            </w:pPr>
+            <w:r>
+              <w:rPr>
+                <w:rFonts w:ascii="Courier New" w:hAnsi="Courier New" w:eastAsia="NanumGothicCoding"/>
+                <w:sz w:val="18"/>
+                <w:szCs w:val="18"/>
+              </w:rPr>
+              <w:t xml:space="preserve">└──────┬───────┘</w:t>
+            </w:r>
+          </w:p>
+          <w:p>
+            <w:pPr>
+              <w:spacing w:before="0" w:after="0" w:line="240" w:lineRule="auto"/>
+            </w:pPr>
+            <w:r>
+              <w:rPr>
+                <w:rFonts w:ascii="Courier New" w:hAnsi="Courier New" w:eastAsia="NanumGothicCoding"/>
+                <w:sz w:val="18"/>
+                <w:szCs w:val="18"/>
+              </w:rPr>
+              <w:t xml:space="preserve">       ▼</w:t>
+            </w:r>
+          </w:p>
+          <w:p>
+            <w:pPr>
+              <w:spacing w:before="0" w:after="0" w:line="240" w:lineRule="auto"/>
+            </w:pPr>
+            <w:r>
+              <w:rPr>
+                <w:rFonts w:ascii="Courier New" w:hAnsi="Courier New" w:eastAsia="NanumGothicCoding"/>
+                <w:sz w:val="18"/>
+                <w:szCs w:val="18"/>
+              </w:rPr>
+              <w:t xml:space="preserve">┌──────────────┐</w:t>
+            </w:r>
+          </w:p>
+          <w:p>
+            <w:pPr>
+              <w:spacing w:before="0" w:after="0" w:line="240" w:lineRule="auto"/>
+            </w:pPr>
+            <w:r>
+              <w:rPr>
+                <w:rFonts w:ascii="Courier New" w:hAnsi="Courier New" w:eastAsia="NanumGothicCoding"/>
+                <w:sz w:val="18"/>
+                <w:szCs w:val="18"/>
+              </w:rPr>
+              <w:t xml:space="preserve">│ 전달 및 게시  │  ← 6.4절에 따라 전달</w:t>
+            </w:r>
+          </w:p>
+          <w:p>
+            <w:pPr>
+              <w:spacing w:before="0" w:after="0" w:line="240" w:lineRule="auto"/>
+            </w:pPr>
+            <w:r>
+              <w:rPr>
+                <w:rFonts w:ascii="Courier New" w:hAnsi="Courier New" w:eastAsia="NanumGothicCoding"/>
+                <w:sz w:val="18"/>
+                <w:szCs w:val="18"/>
+              </w:rPr>
+              <w:t xml:space="preserve">└──────────────┘</w:t>
+            </w:r>
+          </w:p>
+        </w:tc>
+      </w:tr>
+    </w:tbl>
     <w:bookmarkStart w:id="23" w:name="품질방침-검토-주기"/>
     <w:p>
       <w:pPr>
@@ -3877,7 +3940,7 @@
         </w:trPr>
         <w:tc>
           <w:tcPr>
-            <w:tcW w:w="2460" w:type="dxa"/>
+            <w:tcW w:w="3000" w:type="dxa"/>
             <w:tcMar>
               <w:top w:w="60" w:type="dxa"/>
               <w:left w:w="120" w:type="dxa"/>
@@ -3898,7 +3961,7 @@
         </w:tc>
         <w:tc>
           <w:tcPr>
-            <w:tcW w:w="6328" w:type="dxa"/>
+            <w:tcW w:w="5788" w:type="dxa"/>
             <w:tcMar>
               <w:top w:w="60" w:type="dxa"/>
               <w:left w:w="120" w:type="dxa"/>
@@ -3920,9 +3983,7 @@
       </w:tr>
       <w:tr>
         <w:tc>
-          <w:tcPr>
-            <w:tcW w:w="2460" w:type="dxa"/>
-          </w:tcPr>
+          <w:tcPr/>
           <w:p>
             <w:pPr>
               <w:pStyle w:val="Compact"/>
@@ -3934,7 +3995,7 @@
         </w:tc>
         <w:tc>
           <w:tcPr>
-            <w:tcW w:w="6328" w:type="dxa"/>
+            <w:tcW w:w="5788" w:type="dxa"/>
             <w:tcMar>
               <w:top w:w="60" w:type="dxa"/>
               <w:left w:w="120" w:type="dxa"/>
@@ -3967,6 +4028,7 @@
         </w:tc>
         <w:tc>
           <w:tcPr>
+            <w:tcW w:w="5788" w:type="dxa"/>
             <w:tcMar>
               <w:top w:w="60" w:type="dxa"/>
               <w:left w:w="120" w:type="dxa"/>
@@ -3998,9 +4060,7 @@
           </w:p>
         </w:tc>
         <w:tc>
-          <w:tcPr>
-            <w:tcW w:w="6328" w:type="dxa"/>
-          </w:tcPr>
+          <w:tcPr/>
           <w:p>
             <w:pPr>
               <w:pStyle w:val="Compact"/>
@@ -4013,19 +4073,10 @@
       </w:tr>
       <w:tr>
         <w:tc>
-          <w:tcPr>
-            <w:tcW w:w="2460" w:type="dxa"/>
-            <w:tcMar>
-              <w:top w:w="60" w:type="dxa"/>
-              <w:left w:w="120" w:type="dxa"/>
-              <w:bottom w:w="60" w:type="dxa"/>
-              <w:right w:w="120" w:type="dxa"/>
-            </w:tcMar>
-          </w:tcPr>
-          <w:p>
-            <w:pPr>
-              <w:pStyle w:val="Compact"/>
-              <w:wordWrap w:val="1"/>
+          <w:tcPr/>
+          <w:p>
+            <w:pPr>
+              <w:pStyle w:val="Compact"/>
             </w:pPr>
             <w:r>
               <w:t xml:space="preserve">제품/서비스 적합성 관련</w:t>
@@ -4033,10 +4084,19 @@
           </w:p>
         </w:tc>
         <w:tc>
-          <w:tcPr/>
-          <w:p>
-            <w:pPr>
-              <w:pStyle w:val="Compact"/>
+          <w:tcPr>
+            <w:tcW w:w="5788" w:type="dxa"/>
+            <w:tcMar>
+              <w:top w:w="60" w:type="dxa"/>
+              <w:left w:w="120" w:type="dxa"/>
+              <w:bottom w:w="60" w:type="dxa"/>
+              <w:right w:w="120" w:type="dxa"/>
+            </w:tcMar>
+          </w:tcPr>
+          <w:p>
+            <w:pPr>
+              <w:pStyle w:val="Compact"/>
+              <w:wordWrap w:val="1"/>
             </w:pPr>
             <w:r>
               <w:t xml:space="preserve">제품 품질과 직접 연관</w:t>
@@ -4094,18 +4154,10 @@
       </w:tr>
       <w:tr>
         <w:tc>
-          <w:tcPr>
-            <w:tcMar>
-              <w:top w:w="60" w:type="dxa"/>
-              <w:left w:w="120" w:type="dxa"/>
-              <w:bottom w:w="60" w:type="dxa"/>
-              <w:right w:w="120" w:type="dxa"/>
-            </w:tcMar>
-          </w:tcPr>
-          <w:p>
-            <w:pPr>
-              <w:pStyle w:val="Compact"/>
-              <w:wordWrap w:val="1"/>
+          <w:tcPr/>
+          <w:p>
+            <w:pPr>
+              <w:pStyle w:val="Compact"/>
             </w:pPr>
             <w:r>
               <w:t xml:space="preserve">필요 시 갱신</w:t>
@@ -4113,18 +4165,10 @@
           </w:p>
         </w:tc>
         <w:tc>
-          <w:tcPr>
-            <w:tcMar>
-              <w:top w:w="60" w:type="dxa"/>
-              <w:left w:w="120" w:type="dxa"/>
-              <w:bottom w:w="60" w:type="dxa"/>
-              <w:right w:w="120" w:type="dxa"/>
-            </w:tcMar>
-          </w:tcPr>
-          <w:p>
-            <w:pPr>
-              <w:pStyle w:val="Compact"/>
-              <w:wordWrap w:val="1"/>
+          <w:tcPr/>
+          <w:p>
+            <w:pPr>
+              <w:pStyle w:val="Compact"/>
             </w:pPr>
             <w:r>
               <w:t xml:space="preserve">환경 변화에 따라 적시 갱신</w:t>
@@ -4473,251 +4517,387 @@
         <w:t xml:space="preserve">7.2 품질목표 수립 절차</w:t>
       </w:r>
     </w:p>
-    <w:p>
-      <w:pPr>
-        <w:pStyle w:val="SourceCode"/>
-      </w:pPr>
-      <w:r>
-        <w:rPr>
-          <w:rStyle w:val="VerbatimChar"/>
-        </w:rPr>
-        <w:t xml:space="preserve">┌──────────────────────┐</w:t>
-      </w:r>
-      <w:r>
-        <w:br/>
-      </w:r>
-      <w:r>
-        <w:rPr>
-          <w:rStyle w:val="VerbatimChar"/>
-        </w:rPr>
-        <w:t xml:space="preserve">│ 경영검토 / 전략기획    │  ← 전년도 성과 분석, 전략 방향 확인</w:t>
-      </w:r>
-      <w:r>
-        <w:br/>
-      </w:r>
-      <w:r>
-        <w:rPr>
-          <w:rStyle w:val="VerbatimChar"/>
-        </w:rPr>
-        <w:t xml:space="preserve">│ 결과 반영             │</w:t>
-      </w:r>
-      <w:r>
-        <w:br/>
-      </w:r>
-      <w:r>
-        <w:rPr>
-          <w:rStyle w:val="VerbatimChar"/>
-        </w:rPr>
-        <w:t xml:space="preserve">└──────────┬───────────┘</w:t>
-      </w:r>
-      <w:r>
-        <w:br/>
-      </w:r>
-      <w:r>
-        <w:rPr>
-          <w:rStyle w:val="VerbatimChar"/>
-        </w:rPr>
-        <w:t xml:space="preserve">           ▼</w:t>
-      </w:r>
-      <w:r>
-        <w:br/>
-      </w:r>
-      <w:r>
-        <w:rPr>
-          <w:rStyle w:val="VerbatimChar"/>
-        </w:rPr>
-        <w:t xml:space="preserve">┌──────────────────────┐</w:t>
-      </w:r>
-      <w:r>
-        <w:br/>
-      </w:r>
-      <w:r>
-        <w:rPr>
-          <w:rStyle w:val="VerbatimChar"/>
-        </w:rPr>
-        <w:t xml:space="preserve">│ QMR: 회사 수준       │  ← 품질방침 항목별 목표 도출</w:t>
-      </w:r>
-      <w:r>
-        <w:br/>
-      </w:r>
-      <w:r>
-        <w:rPr>
-          <w:rStyle w:val="VerbatimChar"/>
-        </w:rPr>
-        <w:t xml:space="preserve">│ 품질목표 초안 수립    │     AS9100D 요구사항 반영 확인</w:t>
-      </w:r>
-      <w:r>
-        <w:br/>
-      </w:r>
-      <w:r>
-        <w:rPr>
-          <w:rStyle w:val="VerbatimChar"/>
-        </w:rPr>
-        <w:t xml:space="preserve">└──────────┬───────────┘</w:t>
-      </w:r>
-      <w:r>
-        <w:br/>
-      </w:r>
-      <w:r>
-        <w:rPr>
-          <w:rStyle w:val="VerbatimChar"/>
-        </w:rPr>
-        <w:t xml:space="preserve">           ▼</w:t>
-      </w:r>
-      <w:r>
-        <w:br/>
-      </w:r>
-      <w:r>
-        <w:rPr>
-          <w:rStyle w:val="VerbatimChar"/>
-        </w:rPr>
-        <w:t xml:space="preserve">┌──────────────────────┐</w:t>
-      </w:r>
-      <w:r>
-        <w:br/>
-      </w:r>
-      <w:r>
-        <w:rPr>
-          <w:rStyle w:val="VerbatimChar"/>
-        </w:rPr>
-        <w:t xml:space="preserve">│ 각 부서장:           │  ← 회사 목표를 부서 목표로 전개(Deploy)</w:t>
-      </w:r>
-      <w:r>
-        <w:br/>
-      </w:r>
-      <w:r>
-        <w:rPr>
-          <w:rStyle w:val="VerbatimChar"/>
-        </w:rPr>
-        <w:t xml:space="preserve">│ 부서 수준 목표 수립   │     KPI, 목표값, 측정 주기, 자원 계획 수립</w:t>
-      </w:r>
-      <w:r>
-        <w:br/>
-      </w:r>
-      <w:r>
-        <w:rPr>
-          <w:rStyle w:val="VerbatimChar"/>
-        </w:rPr>
-        <w:t xml:space="preserve">└──────────┬───────────┘</w:t>
-      </w:r>
-      <w:r>
-        <w:br/>
-      </w:r>
-      <w:r>
-        <w:rPr>
-          <w:rStyle w:val="VerbatimChar"/>
-        </w:rPr>
-        <w:t xml:space="preserve">           ▼</w:t>
-      </w:r>
-      <w:r>
-        <w:br/>
-      </w:r>
-      <w:r>
-        <w:rPr>
-          <w:rStyle w:val="VerbatimChar"/>
-        </w:rPr>
-        <w:t xml:space="preserve">┌──────────────────────┐</w:t>
-      </w:r>
-      <w:r>
-        <w:br/>
-      </w:r>
-      <w:r>
-        <w:rPr>
-          <w:rStyle w:val="VerbatimChar"/>
-        </w:rPr>
-        <w:t xml:space="preserve">│ 경영진 합의           │  ← 목표의 적합성, 달성 가능성, 자원 검토</w:t>
-      </w:r>
-      <w:r>
-        <w:br/>
-      </w:r>
-      <w:r>
-        <w:rPr>
-          <w:rStyle w:val="VerbatimChar"/>
-        </w:rPr>
-        <w:t xml:space="preserve">│                      │     상충되는 목표 간 우선순위 조정</w:t>
-      </w:r>
-      <w:r>
-        <w:br/>
-      </w:r>
-      <w:r>
-        <w:rPr>
-          <w:rStyle w:val="VerbatimChar"/>
-        </w:rPr>
-        <w:t xml:space="preserve">└──────────┬───────────┘</w:t>
-      </w:r>
-      <w:r>
-        <w:br/>
-      </w:r>
-      <w:r>
-        <w:rPr>
-          <w:rStyle w:val="VerbatimChar"/>
-        </w:rPr>
-        <w:t xml:space="preserve">           ▼</w:t>
-      </w:r>
-      <w:r>
-        <w:br/>
-      </w:r>
-      <w:r>
-        <w:rPr>
-          <w:rStyle w:val="VerbatimChar"/>
-        </w:rPr>
-        <w:t xml:space="preserve">┌──────────────────────┐</w:t>
-      </w:r>
-      <w:r>
-        <w:br/>
-      </w:r>
-      <w:r>
-        <w:rPr>
-          <w:rStyle w:val="VerbatimChar"/>
-        </w:rPr>
-        <w:t xml:space="preserve">│ 대표이사 승인         │  ← 품질목표 관리표(F-501-01)에 서명</w:t>
-      </w:r>
-      <w:r>
-        <w:br/>
-      </w:r>
-      <w:r>
-        <w:rPr>
-          <w:rStyle w:val="VerbatimChar"/>
-        </w:rPr>
-        <w:t xml:space="preserve">└──────────┬───────────┘</w:t>
-      </w:r>
-      <w:r>
-        <w:br/>
-      </w:r>
-      <w:r>
-        <w:rPr>
-          <w:rStyle w:val="VerbatimChar"/>
-        </w:rPr>
-        <w:t xml:space="preserve">           ▼</w:t>
-      </w:r>
-      <w:r>
-        <w:br/>
-      </w:r>
-      <w:r>
-        <w:rPr>
-          <w:rStyle w:val="VerbatimChar"/>
-        </w:rPr>
-        <w:t xml:space="preserve">┌──────────────────────┐</w:t>
-      </w:r>
-      <w:r>
-        <w:br/>
-      </w:r>
-      <w:r>
-        <w:rPr>
-          <w:rStyle w:val="VerbatimChar"/>
-        </w:rPr>
-        <w:t xml:space="preserve">│ 전 부서 전달 및 게시  │  ← DMS 등록, 부서별 게시, 킥오프 회의</w:t>
-      </w:r>
-      <w:r>
-        <w:br/>
-      </w:r>
-      <w:r>
-        <w:rPr>
-          <w:rStyle w:val="VerbatimChar"/>
-        </w:rPr>
-        <w:t xml:space="preserve">└──────────────────────┘</w:t>
-      </w:r>
-    </w:p>
+    <w:tbl>
+      <w:tblPr>
+        <w:tblLook w:firstColumn="1" w:firstRow="1" w:lastColumn="0" w:lastRow="0" w:noHBand="0" w:noVBand="1" w:val="04A0"/>
+        <w:tblW w:w="8788" w:type="dxa"/>
+        <w:tblBorders>
+          <w:top w:val="single" w:sz="4" w:color="2E74B5" w:space="0"/>
+          <w:left w:val="single" w:sz="4" w:color="2E74B5" w:space="0"/>
+          <w:bottom w:val="single" w:sz="4" w:color="2E74B5" w:space="0"/>
+          <w:right w:val="single" w:sz="4" w:color="2E74B5" w:space="0"/>
+          <w:insideH w:val="single" w:sz="4" w:color="BDD7EE" w:space="0"/>
+          <w:insideV w:val="single" w:sz="2" w:color="D9D9D9" w:space="0"/>
+        </w:tblBorders>
+      </w:tblPr>
+      <w:tblGrid>
+        <w:gridCol w:w="8788"/>
+      </w:tblGrid>
+      <w:tr>
+        <w:tc>
+          <w:tcPr>
+            <w:tcW w:w="8788" w:type="dxa"/>
+            <w:tcMar>
+              <w:top w:w="80" w:type="dxa"/>
+              <w:left w:w="140" w:type="dxa"/>
+              <w:bottom w:w="80" w:type="dxa"/>
+              <w:right w:w="140" w:type="dxa"/>
+            </w:tcMar>
+          </w:tcPr>
+          <w:p>
+            <w:pPr>
+              <w:spacing w:before="0" w:after="0" w:line="240" w:lineRule="auto"/>
+            </w:pPr>
+            <w:r>
+              <w:rPr>
+                <w:rFonts w:ascii="Courier New" w:hAnsi="Courier New" w:eastAsia="NanumGothicCoding"/>
+                <w:sz w:val="18"/>
+                <w:szCs w:val="18"/>
+              </w:rPr>
+              <w:t xml:space="preserve">┌──────────────────────┐</w:t>
+            </w:r>
+          </w:p>
+          <w:p>
+            <w:pPr>
+              <w:spacing w:before="0" w:after="0" w:line="240" w:lineRule="auto"/>
+            </w:pPr>
+            <w:r>
+              <w:rPr>
+                <w:rFonts w:ascii="Courier New" w:hAnsi="Courier New" w:eastAsia="NanumGothicCoding"/>
+                <w:sz w:val="18"/>
+                <w:szCs w:val="18"/>
+              </w:rPr>
+              <w:t xml:space="preserve">│ 경영검토 / 전략기획    │  ← 전년도 성과 분석, 전략 방향 확인</w:t>
+            </w:r>
+          </w:p>
+          <w:p>
+            <w:pPr>
+              <w:spacing w:before="0" w:after="0" w:line="240" w:lineRule="auto"/>
+            </w:pPr>
+            <w:r>
+              <w:rPr>
+                <w:rFonts w:ascii="Courier New" w:hAnsi="Courier New" w:eastAsia="NanumGothicCoding"/>
+                <w:sz w:val="18"/>
+                <w:szCs w:val="18"/>
+              </w:rPr>
+              <w:t xml:space="preserve">│ 결과 반영             │</w:t>
+            </w:r>
+          </w:p>
+          <w:p>
+            <w:pPr>
+              <w:spacing w:before="0" w:after="0" w:line="240" w:lineRule="auto"/>
+            </w:pPr>
+            <w:r>
+              <w:rPr>
+                <w:rFonts w:ascii="Courier New" w:hAnsi="Courier New" w:eastAsia="NanumGothicCoding"/>
+                <w:sz w:val="18"/>
+                <w:szCs w:val="18"/>
+              </w:rPr>
+              <w:t xml:space="preserve">└──────────┬───────────┘</w:t>
+            </w:r>
+          </w:p>
+          <w:p>
+            <w:pPr>
+              <w:spacing w:before="0" w:after="0" w:line="240" w:lineRule="auto"/>
+            </w:pPr>
+            <w:r>
+              <w:rPr>
+                <w:rFonts w:ascii="Courier New" w:hAnsi="Courier New" w:eastAsia="NanumGothicCoding"/>
+                <w:sz w:val="18"/>
+                <w:szCs w:val="18"/>
+              </w:rPr>
+              <w:t xml:space="preserve">           ▼</w:t>
+            </w:r>
+          </w:p>
+          <w:p>
+            <w:pPr>
+              <w:spacing w:before="0" w:after="0" w:line="240" w:lineRule="auto"/>
+            </w:pPr>
+            <w:r>
+              <w:rPr>
+                <w:rFonts w:ascii="Courier New" w:hAnsi="Courier New" w:eastAsia="NanumGothicCoding"/>
+                <w:sz w:val="18"/>
+                <w:szCs w:val="18"/>
+              </w:rPr>
+              <w:t xml:space="preserve">┌──────────────────────┐</w:t>
+            </w:r>
+          </w:p>
+          <w:p>
+            <w:pPr>
+              <w:spacing w:before="0" w:after="0" w:line="240" w:lineRule="auto"/>
+            </w:pPr>
+            <w:r>
+              <w:rPr>
+                <w:rFonts w:ascii="Courier New" w:hAnsi="Courier New" w:eastAsia="NanumGothicCoding"/>
+                <w:sz w:val="18"/>
+                <w:szCs w:val="18"/>
+              </w:rPr>
+              <w:t xml:space="preserve">│ QMR: 회사 수준       │  ← 품질방침 항목별 목표 도출</w:t>
+            </w:r>
+          </w:p>
+          <w:p>
+            <w:pPr>
+              <w:spacing w:before="0" w:after="0" w:line="240" w:lineRule="auto"/>
+            </w:pPr>
+            <w:r>
+              <w:rPr>
+                <w:rFonts w:ascii="Courier New" w:hAnsi="Courier New" w:eastAsia="NanumGothicCoding"/>
+                <w:sz w:val="18"/>
+                <w:szCs w:val="18"/>
+              </w:rPr>
+              <w:t xml:space="preserve">│ 품질목표 초안 수립    │     AS9100D 요구사항 반영 확인</w:t>
+            </w:r>
+          </w:p>
+          <w:p>
+            <w:pPr>
+              <w:spacing w:before="0" w:after="0" w:line="240" w:lineRule="auto"/>
+            </w:pPr>
+            <w:r>
+              <w:rPr>
+                <w:rFonts w:ascii="Courier New" w:hAnsi="Courier New" w:eastAsia="NanumGothicCoding"/>
+                <w:sz w:val="18"/>
+                <w:szCs w:val="18"/>
+              </w:rPr>
+              <w:t xml:space="preserve">└──────────┬───────────┘</w:t>
+            </w:r>
+          </w:p>
+          <w:p>
+            <w:pPr>
+              <w:spacing w:before="0" w:after="0" w:line="240" w:lineRule="auto"/>
+            </w:pPr>
+            <w:r>
+              <w:rPr>
+                <w:rFonts w:ascii="Courier New" w:hAnsi="Courier New" w:eastAsia="NanumGothicCoding"/>
+                <w:sz w:val="18"/>
+                <w:szCs w:val="18"/>
+              </w:rPr>
+              <w:t xml:space="preserve">           ▼</w:t>
+            </w:r>
+          </w:p>
+          <w:p>
+            <w:pPr>
+              <w:spacing w:before="0" w:after="0" w:line="240" w:lineRule="auto"/>
+            </w:pPr>
+            <w:r>
+              <w:rPr>
+                <w:rFonts w:ascii="Courier New" w:hAnsi="Courier New" w:eastAsia="NanumGothicCoding"/>
+                <w:sz w:val="18"/>
+                <w:szCs w:val="18"/>
+              </w:rPr>
+              <w:t xml:space="preserve">┌──────────────────────┐</w:t>
+            </w:r>
+          </w:p>
+          <w:p>
+            <w:pPr>
+              <w:spacing w:before="0" w:after="0" w:line="240" w:lineRule="auto"/>
+            </w:pPr>
+            <w:r>
+              <w:rPr>
+                <w:rFonts w:ascii="Courier New" w:hAnsi="Courier New" w:eastAsia="NanumGothicCoding"/>
+                <w:sz w:val="18"/>
+                <w:szCs w:val="18"/>
+              </w:rPr>
+              <w:t xml:space="preserve">│ 각 부서장:           │  ← 회사 목표를 부서 목표로 전개(Deploy)</w:t>
+            </w:r>
+          </w:p>
+          <w:p>
+            <w:pPr>
+              <w:spacing w:before="0" w:after="0" w:line="240" w:lineRule="auto"/>
+            </w:pPr>
+            <w:r>
+              <w:rPr>
+                <w:rFonts w:ascii="Courier New" w:hAnsi="Courier New" w:eastAsia="NanumGothicCoding"/>
+                <w:sz w:val="18"/>
+                <w:szCs w:val="18"/>
+              </w:rPr>
+              <w:t xml:space="preserve">│ 부서 수준 목표 수립   │     KPI, 목표값, 측정 주기, 자원 계획 수립</w:t>
+            </w:r>
+          </w:p>
+          <w:p>
+            <w:pPr>
+              <w:spacing w:before="0" w:after="0" w:line="240" w:lineRule="auto"/>
+            </w:pPr>
+            <w:r>
+              <w:rPr>
+                <w:rFonts w:ascii="Courier New" w:hAnsi="Courier New" w:eastAsia="NanumGothicCoding"/>
+                <w:sz w:val="18"/>
+                <w:szCs w:val="18"/>
+              </w:rPr>
+              <w:t xml:space="preserve">└──────────┬───────────┘</w:t>
+            </w:r>
+          </w:p>
+          <w:p>
+            <w:pPr>
+              <w:spacing w:before="0" w:after="0" w:line="240" w:lineRule="auto"/>
+            </w:pPr>
+            <w:r>
+              <w:rPr>
+                <w:rFonts w:ascii="Courier New" w:hAnsi="Courier New" w:eastAsia="NanumGothicCoding"/>
+                <w:sz w:val="18"/>
+                <w:szCs w:val="18"/>
+              </w:rPr>
+              <w:t xml:space="preserve">           ▼</w:t>
+            </w:r>
+          </w:p>
+          <w:p>
+            <w:pPr>
+              <w:spacing w:before="0" w:after="0" w:line="240" w:lineRule="auto"/>
+            </w:pPr>
+            <w:r>
+              <w:rPr>
+                <w:rFonts w:ascii="Courier New" w:hAnsi="Courier New" w:eastAsia="NanumGothicCoding"/>
+                <w:sz w:val="18"/>
+                <w:szCs w:val="18"/>
+              </w:rPr>
+              <w:t xml:space="preserve">┌──────────────────────┐</w:t>
+            </w:r>
+          </w:p>
+          <w:p>
+            <w:pPr>
+              <w:spacing w:before="0" w:after="0" w:line="240" w:lineRule="auto"/>
+            </w:pPr>
+            <w:r>
+              <w:rPr>
+                <w:rFonts w:ascii="Courier New" w:hAnsi="Courier New" w:eastAsia="NanumGothicCoding"/>
+                <w:sz w:val="18"/>
+                <w:szCs w:val="18"/>
+              </w:rPr>
+              <w:t xml:space="preserve">│ 경영진 합의           │  ← 목표의 적합성, 달성 가능성, 자원 검토</w:t>
+            </w:r>
+          </w:p>
+          <w:p>
+            <w:pPr>
+              <w:spacing w:before="0" w:after="0" w:line="240" w:lineRule="auto"/>
+            </w:pPr>
+            <w:r>
+              <w:rPr>
+                <w:rFonts w:ascii="Courier New" w:hAnsi="Courier New" w:eastAsia="NanumGothicCoding"/>
+                <w:sz w:val="18"/>
+                <w:szCs w:val="18"/>
+              </w:rPr>
+              <w:t xml:space="preserve">│                      │     상충되는 목표 간 우선순위 조정</w:t>
+            </w:r>
+          </w:p>
+          <w:p>
+            <w:pPr>
+              <w:spacing w:before="0" w:after="0" w:line="240" w:lineRule="auto"/>
+            </w:pPr>
+            <w:r>
+              <w:rPr>
+                <w:rFonts w:ascii="Courier New" w:hAnsi="Courier New" w:eastAsia="NanumGothicCoding"/>
+                <w:sz w:val="18"/>
+                <w:szCs w:val="18"/>
+              </w:rPr>
+              <w:t xml:space="preserve">└──────────┬───────────┘</w:t>
+            </w:r>
+          </w:p>
+          <w:p>
+            <w:pPr>
+              <w:spacing w:before="0" w:after="0" w:line="240" w:lineRule="auto"/>
+            </w:pPr>
+            <w:r>
+              <w:rPr>
+                <w:rFonts w:ascii="Courier New" w:hAnsi="Courier New" w:eastAsia="NanumGothicCoding"/>
+                <w:sz w:val="18"/>
+                <w:szCs w:val="18"/>
+              </w:rPr>
+              <w:t xml:space="preserve">           ▼</w:t>
+            </w:r>
+          </w:p>
+          <w:p>
+            <w:pPr>
+              <w:spacing w:before="0" w:after="0" w:line="240" w:lineRule="auto"/>
+            </w:pPr>
+            <w:r>
+              <w:rPr>
+                <w:rFonts w:ascii="Courier New" w:hAnsi="Courier New" w:eastAsia="NanumGothicCoding"/>
+                <w:sz w:val="18"/>
+                <w:szCs w:val="18"/>
+              </w:rPr>
+              <w:t xml:space="preserve">┌──────────────────────┐</w:t>
+            </w:r>
+          </w:p>
+          <w:p>
+            <w:pPr>
+              <w:spacing w:before="0" w:after="0" w:line="240" w:lineRule="auto"/>
+            </w:pPr>
+            <w:r>
+              <w:rPr>
+                <w:rFonts w:ascii="Courier New" w:hAnsi="Courier New" w:eastAsia="NanumGothicCoding"/>
+                <w:sz w:val="18"/>
+                <w:szCs w:val="18"/>
+              </w:rPr>
+              <w:t xml:space="preserve">│ 대표이사 승인         │  ← 품질목표 관리표(F-501-01)에 서명</w:t>
+            </w:r>
+          </w:p>
+          <w:p>
+            <w:pPr>
+              <w:spacing w:before="0" w:after="0" w:line="240" w:lineRule="auto"/>
+            </w:pPr>
+            <w:r>
+              <w:rPr>
+                <w:rFonts w:ascii="Courier New" w:hAnsi="Courier New" w:eastAsia="NanumGothicCoding"/>
+                <w:sz w:val="18"/>
+                <w:szCs w:val="18"/>
+              </w:rPr>
+              <w:t xml:space="preserve">└──────────┬───────────┘</w:t>
+            </w:r>
+          </w:p>
+          <w:p>
+            <w:pPr>
+              <w:spacing w:before="0" w:after="0" w:line="240" w:lineRule="auto"/>
+            </w:pPr>
+            <w:r>
+              <w:rPr>
+                <w:rFonts w:ascii="Courier New" w:hAnsi="Courier New" w:eastAsia="NanumGothicCoding"/>
+                <w:sz w:val="18"/>
+                <w:szCs w:val="18"/>
+              </w:rPr>
+              <w:t xml:space="preserve">           ▼</w:t>
+            </w:r>
+          </w:p>
+          <w:p>
+            <w:pPr>
+              <w:spacing w:before="0" w:after="0" w:line="240" w:lineRule="auto"/>
+            </w:pPr>
+            <w:r>
+              <w:rPr>
+                <w:rFonts w:ascii="Courier New" w:hAnsi="Courier New" w:eastAsia="NanumGothicCoding"/>
+                <w:sz w:val="18"/>
+                <w:szCs w:val="18"/>
+              </w:rPr>
+              <w:t xml:space="preserve">┌──────────────────────┐</w:t>
+            </w:r>
+          </w:p>
+          <w:p>
+            <w:pPr>
+              <w:spacing w:before="0" w:after="0" w:line="240" w:lineRule="auto"/>
+            </w:pPr>
+            <w:r>
+              <w:rPr>
+                <w:rFonts w:ascii="Courier New" w:hAnsi="Courier New" w:eastAsia="NanumGothicCoding"/>
+                <w:sz w:val="18"/>
+                <w:szCs w:val="18"/>
+              </w:rPr>
+              <w:t xml:space="preserve">│ 전 부서 전달 및 게시  │  ← DMS 등록, 부서별 게시, 킥오프 회의</w:t>
+            </w:r>
+          </w:p>
+          <w:p>
+            <w:pPr>
+              <w:spacing w:before="0" w:after="0" w:line="240" w:lineRule="auto"/>
+            </w:pPr>
+            <w:r>
+              <w:rPr>
+                <w:rFonts w:ascii="Courier New" w:hAnsi="Courier New" w:eastAsia="NanumGothicCoding"/>
+                <w:sz w:val="18"/>
+                <w:szCs w:val="18"/>
+              </w:rPr>
+              <w:t xml:space="preserve">└──────────────────────┘</w:t>
+            </w:r>
+          </w:p>
+        </w:tc>
+      </w:tr>
+    </w:tbl>
     <w:bookmarkStart w:id="30" w:name="품질목표-수립-시기"/>
     <w:p>
       <w:pPr>
@@ -5663,7 +5843,7 @@
         </w:trPr>
         <w:tc>
           <w:tcPr>
-            <w:tcW w:w="2460" w:type="dxa"/>
+            <w:tcW w:w="3000" w:type="dxa"/>
             <w:tcMar>
               <w:top w:w="60" w:type="dxa"/>
               <w:left w:w="120" w:type="dxa"/>
@@ -5684,7 +5864,7 @@
         </w:tc>
         <w:tc>
           <w:tcPr>
-            <w:tcW w:w="6328" w:type="dxa"/>
+            <w:tcW w:w="5788" w:type="dxa"/>
             <w:tcMar>
               <w:top w:w="60" w:type="dxa"/>
               <w:left w:w="120" w:type="dxa"/>
@@ -5706,9 +5886,7 @@
       </w:tr>
       <w:tr>
         <w:tc>
-          <w:tcPr>
-            <w:tcW w:w="2460" w:type="dxa"/>
-          </w:tcPr>
+          <w:tcPr/>
           <w:p>
             <w:pPr>
               <w:pStyle w:val="Compact"/>
@@ -5720,7 +5898,7 @@
         </w:tc>
         <w:tc>
           <w:tcPr>
-            <w:tcW w:w="6328" w:type="dxa"/>
+            <w:tcW w:w="5788" w:type="dxa"/>
             <w:tcMar>
               <w:top w:w="60" w:type="dxa"/>
               <w:left w:w="120" w:type="dxa"/>
@@ -5753,6 +5931,7 @@
         </w:tc>
         <w:tc>
           <w:tcPr>
+            <w:tcW w:w="5788" w:type="dxa"/>
             <w:tcMar>
               <w:top w:w="60" w:type="dxa"/>
               <w:left w:w="120" w:type="dxa"/>
@@ -5784,9 +5963,7 @@
           </w:p>
         </w:tc>
         <w:tc>
-          <w:tcPr>
-            <w:tcW w:w="6328" w:type="dxa"/>
-          </w:tcPr>
+          <w:tcPr/>
           <w:p>
             <w:pPr>
               <w:pStyle w:val="Compact"/>
@@ -5799,19 +5976,10 @@
       </w:tr>
       <w:tr>
         <w:tc>
-          <w:tcPr>
-            <w:tcW w:w="2460" w:type="dxa"/>
-            <w:tcMar>
-              <w:top w:w="60" w:type="dxa"/>
-              <w:left w:w="120" w:type="dxa"/>
-              <w:bottom w:w="60" w:type="dxa"/>
-              <w:right w:w="120" w:type="dxa"/>
-            </w:tcMar>
-          </w:tcPr>
-          <w:p>
-            <w:pPr>
-              <w:pStyle w:val="Compact"/>
-              <w:wordWrap w:val="1"/>
+          <w:tcPr/>
+          <w:p>
+            <w:pPr>
+              <w:pStyle w:val="Compact"/>
             </w:pPr>
             <w:r>
               <w:t xml:space="preserve">언제 완료할 것인가</w:t>
@@ -5819,10 +5987,19 @@
           </w:p>
         </w:tc>
         <w:tc>
-          <w:tcPr/>
-          <w:p>
-            <w:pPr>
-              <w:pStyle w:val="Compact"/>
+          <w:tcPr>
+            <w:tcW w:w="5788" w:type="dxa"/>
+            <w:tcMar>
+              <w:top w:w="60" w:type="dxa"/>
+              <w:left w:w="120" w:type="dxa"/>
+              <w:bottom w:w="60" w:type="dxa"/>
+              <w:right w:w="120" w:type="dxa"/>
+            </w:tcMar>
+          </w:tcPr>
+          <w:p>
+            <w:pPr>
+              <w:pStyle w:val="Compact"/>
+              <w:wordWrap w:val="1"/>
             </w:pPr>
             <w:r>
               <w:t xml:space="preserve">각 실행 과제의 완료 기한</w:t>
@@ -5832,18 +6009,10 @@
       </w:tr>
       <w:tr>
         <w:tc>
-          <w:tcPr>
-            <w:tcMar>
-              <w:top w:w="60" w:type="dxa"/>
-              <w:left w:w="120" w:type="dxa"/>
-              <w:bottom w:w="60" w:type="dxa"/>
-              <w:right w:w="120" w:type="dxa"/>
-            </w:tcMar>
-          </w:tcPr>
-          <w:p>
-            <w:pPr>
-              <w:pStyle w:val="Compact"/>
-              <w:wordWrap w:val="1"/>
+          <w:tcPr/>
+          <w:p>
+            <w:pPr>
+              <w:pStyle w:val="Compact"/>
             </w:pPr>
             <w:r>
               <w:t xml:space="preserve">결과를 어떻게 평가할 것인가</w:t>
@@ -5851,18 +6020,10 @@
           </w:p>
         </w:tc>
         <w:tc>
-          <w:tcPr>
-            <w:tcMar>
-              <w:top w:w="60" w:type="dxa"/>
-              <w:left w:w="120" w:type="dxa"/>
-              <w:bottom w:w="60" w:type="dxa"/>
-              <w:right w:w="120" w:type="dxa"/>
-            </w:tcMar>
-          </w:tcPr>
-          <w:p>
-            <w:pPr>
-              <w:pStyle w:val="Compact"/>
-              <w:wordWrap w:val="1"/>
+          <w:tcPr/>
+          <w:p>
+            <w:pPr>
+              <w:pStyle w:val="Compact"/>
             </w:pPr>
             <w:r>
               <w:t xml:space="preserve">KPI 측정 방법, 데이터 수집 방법</w:t>
@@ -6699,7 +6860,6 @@
               <w:bottom w:w="60" w:type="dxa"/>
               <w:right w:w="120" w:type="dxa"/>
             </w:tcMar>
-            <w:shd w:val="clear" w:color="auto" w:fill="DEEAF1"/>
           </w:tcPr>
           <w:p>
             <w:pPr>
@@ -6719,7 +6879,6 @@
               <w:bottom w:w="60" w:type="dxa"/>
               <w:right w:w="120" w:type="dxa"/>
             </w:tcMar>
-            <w:shd w:val="clear" w:color="auto" w:fill="DEEAF1"/>
           </w:tcPr>
           <w:p>
             <w:pPr>
@@ -6739,7 +6898,6 @@
               <w:bottom w:w="60" w:type="dxa"/>
               <w:right w:w="120" w:type="dxa"/>
             </w:tcMar>
-            <w:shd w:val="clear" w:color="auto" w:fill="DEEAF1"/>
           </w:tcPr>
           <w:p>
             <w:pPr>
@@ -7707,8 +7865,8 @@
     <w:rPrDefault>
       <w:rPr>
         <w:rFonts w:asciiTheme="minorHAnsi" w:cstheme="minorBidi" w:eastAsiaTheme="minorEastAsia" w:hAnsiTheme="minorHAnsi"/>
-        <w:sz w:val="24"/>
-        <w:szCs w:val="24"/>
+        <w:sz w:val="20"/>
+        <w:szCs w:val="20"/>
         <w:lang w:bidi="ar-SA" w:eastAsia="zh-CN" w:val="en-US"/>
       </w:rPr>
     </w:rPrDefault>
@@ -7776,8 +7934,8 @@
     </w:pPr>
     <w:rPr>
       <w:rFonts w:asciiTheme="majorHAnsi" w:cstheme="majorBidi" w:eastAsiaTheme="majorEastAsia" w:hAnsiTheme="majorHAnsi"/>
-      <w:sz w:val="56"/>
-      <w:szCs w:val="56"/>
+      <w:sz w:val="44"/>
+      <w:szCs w:val="44"/>
     </w:rPr>
   </w:style>
   <w:style w:customStyle="1" w:styleId="TitleChar" w:type="character">
@@ -7788,8 +7946,8 @@
     <w:rsid w:val="00A10FD9"/>
     <w:rPr>
       <w:rFonts w:asciiTheme="majorHAnsi" w:cstheme="majorBidi" w:eastAsiaTheme="majorEastAsia" w:hAnsiTheme="majorHAnsi"/>
-      <w:sz w:val="56"/>
-      <w:szCs w:val="56"/>
+      <w:sz w:val="44"/>
+      <w:szCs w:val="44"/>
     </w:rPr>
   </w:style>
   <w:style w:styleId="Subtitle" w:type="paragraph">
@@ -7911,8 +8069,8 @@
     <w:rPr>
       <w:rFonts w:asciiTheme="majorHAnsi" w:cstheme="majorBidi" w:eastAsiaTheme="majorEastAsia" w:hAnsiTheme="majorHAnsi"/>
       <w:color w:themeColor="accent1" w:themeShade="BF" w:val="0F4761"/>
-      <w:sz w:val="40"/>
-      <w:szCs w:val="40"/>
+      <w:sz w:val="32"/>
+      <w:szCs w:val="32"/>
     </w:rPr>
   </w:style>
   <w:style w:styleId="Heading2" w:type="paragraph">
@@ -8102,8 +8260,8 @@
     <w:rPr>
       <w:rFonts w:asciiTheme="majorHAnsi" w:cstheme="majorBidi" w:eastAsiaTheme="majorEastAsia" w:hAnsiTheme="majorHAnsi"/>
       <w:color w:themeColor="accent1" w:themeShade="BF" w:val="0F4761"/>
-      <w:sz w:val="40"/>
-      <w:szCs w:val="40"/>
+      <w:sz w:val="32"/>
+      <w:szCs w:val="32"/>
     </w:rPr>
   </w:style>
   <w:style w:customStyle="1" w:styleId="Heading2Char" w:type="character">
